--- a/v2/docs/role_guides/03_result_analysis_statistics.docx
+++ b/v2/docs/role_guides/03_result_analysis_statistics.docx
@@ -196,6 +196,15 @@
         <w:spacing w:before="0" w:after="80" w:line="280" w:lineRule="auto"/>
       </w:pPr>
       <w:r>
+        <w:t>v2/docs/20_role_file_review_matrix.md</w:t>
+      </w:r>
+    </w:p>
+    <w:p>
+      <w:pPr>
+        <w:pStyle w:val="ListBullet"/>
+        <w:spacing w:before="0" w:after="80" w:line="280" w:lineRule="auto"/>
+      </w:pPr>
+      <w:r>
         <w:t>v2/docs/agent_tasks/02_statistics_agent.md</w:t>
       </w:r>
     </w:p>
@@ -304,13 +313,13 @@
           </w:tcPr>
           <w:p>
             <w:r>
-              <w:t>v2/pipeline/aggregate_results.py</w:t>
-              <w:br/>
               <w:t>v2/pipeline/statistics.py</w:t>
               <w:br/>
               <w:t>v2/pipeline/schema.py</w:t>
               <w:br/>
-              <w:t>v2/pipeline/reporting.py</w:t>
+              <w:t>v2/docs/03_validation_and_statistics.md</w:t>
+              <w:br/>
+              <w:t>v2/docs/07_output_and_report_contract.md</w:t>
               <w:br/>
               <w:t>v2/outputs/experiments/v2_15seed/benchmark/*.csv</w:t>
             </w:r>

--- a/v2/docs/role_guides/03_result_analysis_statistics.docx
+++ b/v2/docs/role_guides/03_result_analysis_statistics.docx
@@ -773,6 +773,51 @@
     </w:p>
     <w:p>
       <w:pPr>
+        <w:pStyle w:val="ListBullet"/>
+        <w:spacing w:before="0" w:after="80" w:line="280" w:lineRule="auto"/>
+      </w:pPr>
+      <w:r>
+        <w:t>ANOVA/Holm 부록 첨부 가이드:</w:t>
+      </w:r>
+    </w:p>
+    <w:p>
+      <w:pPr>
+        <w:pStyle w:val="ListBullet"/>
+        <w:spacing w:before="0" w:after="80" w:line="280" w:lineRule="auto"/>
+      </w:pPr>
+      <w:r>
+        <w:t>부록 A: paired_tests_holm.csv 7쌍 비교 표 (adjusted p-value 포함) — 본문 paired t-test의 다중비교 안전장치로 첨부</w:t>
+      </w:r>
+    </w:p>
+    <w:p>
+      <w:pPr>
+        <w:pStyle w:val="ListBullet"/>
+        <w:spacing w:before="0" w:after="80" w:line="280" w:lineRule="auto"/>
+      </w:pPr>
+      <w:r>
+        <w:t>부록 B: anova_2way_bert.csv + anova_2way_roberta.csv + anova_3way.csv — F · p · eta squared · partial eta squared 컬럼 그대로</w:t>
+      </w:r>
+    </w:p>
+    <w:p>
+      <w:pPr>
+        <w:pStyle w:val="ListBullet"/>
+        <w:spacing w:before="0" w:after="80" w:line="280" w:lineRule="auto"/>
+      </w:pPr>
+      <w:r>
+        <w:t>부록 C: Cohen(1988) 기준 — eta squared 0.01 small / 0.06 medium / 0.14 이상 large</w:t>
+      </w:r>
+    </w:p>
+    <w:p>
+      <w:pPr>
+        <w:pStyle w:val="ListBullet"/>
+        <w:spacing w:before="0" w:after="80" w:line="280" w:lineRule="auto"/>
+      </w:pPr>
+      <w:r>
+        <w:t>final_report.md는 _render_anova_table()이 이미 'Supplementary ANOVA' 섹션으로 자동 첨부함. ppt 부록 슬라이드에는 그대로 캡처/박기.</w:t>
+      </w:r>
+    </w:p>
+    <w:p>
+      <w:pPr>
         <w:pStyle w:val="Heading1"/>
       </w:pPr>
       <w:r>

--- a/v2/docs/role_guides/03_result_analysis_statistics.docx
+++ b/v2/docs/role_guides/03_result_analysis_statistics.docx
@@ -153,6 +153,24 @@
       </w:pPr>
       <w:r>
         <w:t>발표자료에 들어갈 통계 문장과 표를 만든다.</w:t>
+      </w:r>
+    </w:p>
+    <w:p>
+      <w:pPr>
+        <w:pStyle w:val="ListBullet"/>
+        <w:spacing w:before="0" w:after="80" w:line="280" w:lineRule="auto"/>
+      </w:pPr>
+      <w:r>
+        <w:t>[중요] 3번은 서버 안 들어감. 2번이 만든 outputs/experiments/v2_15seed/benchmark/*.csv를 git pull로 받아서 로컬에서 검수.</w:t>
+      </w:r>
+    </w:p>
+    <w:p>
+      <w:pPr>
+        <w:pStyle w:val="ListBullet"/>
+        <w:spacing w:before="0" w:after="80" w:line="280" w:lineRule="auto"/>
+      </w:pPr>
+      <w:r>
+        <w:t>직접 돌릴 명령은 (선택) ./run.sh e2e aggregate 한 번 dry-check 정도. 학습은 절대 직접 실행 X.</w:t>
       </w:r>
     </w:p>
     <w:p>

--- a/v2/docs/role_guides/03_result_analysis_statistics.docx
+++ b/v2/docs/role_guides/03_result_analysis_statistics.docx
@@ -153,6 +153,33 @@
       </w:pPr>
       <w:r>
         <w:t>발표자료에 들어갈 통계 문장과 표를 만든다.</w:t>
+      </w:r>
+    </w:p>
+    <w:p>
+      <w:pPr>
+        <w:pStyle w:val="ListBullet"/>
+        <w:spacing w:before="0" w:after="80" w:line="280" w:lineRule="auto"/>
+      </w:pPr>
+      <w:r>
+        <w:t>history.csv 28컬럼 활용 (★ 신규): 2번이 push한 outputs/.../benchmark/runs/&lt;cond&gt;/seed_&lt;n&gt;/history.csv를 직접 열어 학습 곡선·per-class F1 추이·gradient 안정성 분석.</w:t>
+      </w:r>
+    </w:p>
+    <w:p>
+      <w:pPr>
+        <w:pStyle w:val="ListBullet"/>
+        <w:spacing w:before="0" w:after="80" w:line="280" w:lineRule="auto"/>
+      </w:pPr>
+      <w:r>
+        <w:t>주요 활용 컬럼: train_loss vs val_loss (overfit 진단), val_f1_hatespeech/offensive/normal (클래스별 학습 속도), val_cm_0_1+val_cm_1_0 (hate↔offensive 혼동 추적), learning_rate (warmup→decay 시각화).</w:t>
+      </w:r>
+    </w:p>
+    <w:p>
+      <w:pPr>
+        <w:pStyle w:val="ListBullet"/>
+        <w:spacing w:before="0" w:after="80" w:line="280" w:lineRule="auto"/>
+      </w:pPr>
+      <w:r>
+        <w:t>발표 본문에 한 줄 박을 거: 'offensive 클래스 F1이 마지막 epoch까지 hate보다 0.0XX 낮음 (per-class F1 추이 그림)' — 1차 파이프라인의 agreement 0.752 결과와 일관성 보임.</w:t>
       </w:r>
     </w:p>
     <w:p>
